--- a/notes/Руководство_разработчика.docx
+++ b/notes/Руководство_разработчика.docx
@@ -4,25 +4,116 @@
   <w:body>
     <w:p>
       <w:pPr>
-        <w:pStyle w:val="Title"/>
+        <w:pStyle w:val="Normal"/>
+        <w:spacing w:before="2400" w:after="360"/>
+        <w:jc w:val="center"/>
+        <w:rPr/>
+      </w:pPr>
+      <w:r>
+        <w:rPr>
+          <w:rFonts w:eastAsia="Arial" w:cs="Arial" w:ascii="Arial" w:hAnsi="Arial"/>
+          <w:b/>
+          <w:bCs/>
+          <w:sz w:val="48"/>
+          <w:szCs w:val="48"/>
+        </w:rPr>
+        <w:t xml:space="preserve">РУКОВОДСТВО </w:t>
+      </w:r>
+      <w:r>
+        <w:rPr>
+          <w:rFonts w:eastAsia="Arial" w:cs="Arial" w:ascii="Arial" w:hAnsi="Arial"/>
+          <w:b/>
+          <w:bCs/>
+          <w:sz w:val="48"/>
+          <w:szCs w:val="48"/>
+        </w:rPr>
+        <w:t>РАЗРАБОТЧИКА</w:t>
+      </w:r>
+    </w:p>
+    <w:p>
+      <w:pPr>
+        <w:pStyle w:val="Normal"/>
+        <w:spacing w:before="0" w:after="240"/>
+        <w:jc w:val="center"/>
+        <w:rPr/>
+      </w:pPr>
+      <w:r>
+        <w:rPr>
+          <w:rFonts w:eastAsia="Arial" w:cs="Arial" w:ascii="Arial" w:hAnsi="Arial"/>
+          <w:sz w:val="32"/>
+          <w:szCs w:val="32"/>
+        </w:rPr>
+        <w:t>Бот для отслеживания аномалий котировок акций</w:t>
+      </w:r>
+    </w:p>
+    <w:p>
+      <w:pPr>
+        <w:pStyle w:val="Normal"/>
+        <w:spacing w:before="0" w:after="2400"/>
+        <w:jc w:val="center"/>
+        <w:rPr/>
+      </w:pPr>
+      <w:r>
+        <w:rPr/>
+      </w:r>
+    </w:p>
+    <w:p>
+      <w:pPr>
+        <w:pStyle w:val="Normal"/>
+        <w:spacing w:before="0" w:after="120"/>
+        <w:jc w:val="center"/>
+        <w:rPr/>
+      </w:pPr>
+      <w:r>
+        <w:rPr>
+          <w:rFonts w:eastAsia="Arial" w:cs="Arial" w:ascii="Arial" w:hAnsi="Arial"/>
+          <w:sz w:val="22"/>
+          <w:szCs w:val="22"/>
+        </w:rPr>
+        <w:t>НИУ ВШЭ Санкт-Петербург</w:t>
+      </w:r>
+    </w:p>
+    <w:p>
+      <w:pPr>
+        <w:pStyle w:val="Normal"/>
+        <w:spacing w:before="0" w:after="120"/>
+        <w:jc w:val="center"/>
+        <w:rPr/>
+      </w:pPr>
+      <w:r>
+        <w:rPr>
+          <w:rFonts w:eastAsia="Arial" w:cs="Arial" w:ascii="Arial" w:hAnsi="Arial"/>
+          <w:sz w:val="22"/>
+          <w:szCs w:val="22"/>
+        </w:rPr>
+        <w:t>Курс «Проектный семинар: Python в науке о данных»</w:t>
+      </w:r>
+    </w:p>
+    <w:p>
+      <w:pPr>
+        <w:pStyle w:val="Normal"/>
+        <w:spacing w:before="0" w:after="120"/>
+        <w:jc w:val="center"/>
+        <w:rPr/>
+      </w:pPr>
+      <w:r>
+        <w:rPr>
+          <w:rFonts w:eastAsia="Arial" w:cs="Arial" w:ascii="Arial" w:hAnsi="Arial"/>
+          <w:sz w:val="22"/>
+          <w:szCs w:val="22"/>
+        </w:rPr>
+        <w:t>Санкт-Петербург, 2026</w:t>
+      </w:r>
+    </w:p>
+    <w:p>
+      <w:pPr>
+        <w:pStyle w:val="Normal"/>
         <w:bidi w:val="0"/>
         <w:spacing w:before="240" w:after="120"/>
         <w:rPr/>
       </w:pPr>
       <w:r>
         <w:rPr/>
-        <w:t>«Программный бот для отслеживания аномалий котировок акций»</w:t>
-      </w:r>
-    </w:p>
-    <w:p>
-      <w:pPr>
-        <w:pStyle w:val="Title"/>
-        <w:bidi w:val="0"/>
-        <w:rPr/>
-      </w:pPr>
-      <w:r>
-        <w:rPr/>
-        <w:t>Руководство разработчика</w:t>
       </w:r>
     </w:p>
     <w:sdt>
@@ -37,6 +128,7 @@
           <w:pPr>
             <w:pStyle w:val="TOCHeading"/>
             <w:bidi w:val="0"/>
+            <w:spacing w:before="0" w:after="120"/>
             <w:jc w:val="start"/>
             <w:rPr/>
           </w:pPr>
@@ -64,26 +156,27 @@
           </w:r>
           <w:r>
             <w:rPr>
-              <w:rStyle w:val="Style13"/>
+              <w:rStyle w:val="user"/>
             </w:rPr>
             <w:instrText xml:space="preserve"> TOC \f \o "1-9" \h</w:instrText>
           </w:r>
           <w:r>
             <w:rPr>
-              <w:rStyle w:val="Style13"/>
+              <w:rStyle w:val="user"/>
             </w:rPr>
             <w:fldChar w:fldCharType="separate"/>
           </w:r>
-          <w:hyperlink w:anchor="__RefHeading___Toc7465_3474885076" w:tooltip="1. Версии библиотек">
-            <w:r>
-              <w:rPr>
-                <w:rStyle w:val="Style13"/>
-              </w:rPr>
-              <w:t>1. Версии библиотек</w:t>
-              <w:tab/>
-              <w:t>3</w:t>
-            </w:r>
-          </w:hyperlink>
+          <w:r>
+            <w:rPr>
+              <w:rStyle w:val="user"/>
+            </w:rPr>
+            <w:t>1. Версии библиотек</w:t>
+          </w:r>
+          <w:r>
+            <w:rPr/>
+            <w:tab/>
+            <w:t>3</w:t>
+          </w:r>
         </w:p>
         <w:p>
           <w:pPr>
@@ -96,16 +189,12 @@
             <w:jc w:val="start"/>
             <w:rPr/>
           </w:pPr>
-          <w:hyperlink w:anchor="__RefHeading___Toc7467_3474885076" w:tooltip="2. Описание структуры каталогов">
-            <w:r>
-              <w:rPr>
-                <w:rStyle w:val="Style13"/>
-              </w:rPr>
-              <w:t>2. Описание структуры каталогов</w:t>
-              <w:tab/>
-              <w:t>3</w:t>
-            </w:r>
-          </w:hyperlink>
+          <w:r>
+            <w:rPr/>
+            <w:t>2. Описание структуры каталогов</w:t>
+            <w:tab/>
+            <w:t>3</w:t>
+          </w:r>
         </w:p>
         <w:p>
           <w:pPr>
@@ -118,16 +207,12 @@
             <w:jc w:val="start"/>
             <w:rPr/>
           </w:pPr>
-          <w:hyperlink w:anchor="__RefHeading___Toc7469_3474885076" w:tooltip="3. Архитектура и взаимосвязь модулей">
-            <w:r>
-              <w:rPr>
-                <w:rStyle w:val="Style13"/>
-              </w:rPr>
-              <w:t>3. Архитектура и взаимосвязь модулей</w:t>
-              <w:tab/>
-              <w:t>3</w:t>
-            </w:r>
-          </w:hyperlink>
+          <w:r>
+            <w:rPr/>
+            <w:t>3. Архитектура и взаимосвязь модулей</w:t>
+            <w:tab/>
+            <w:t>3</w:t>
+          </w:r>
         </w:p>
         <w:p>
           <w:pPr>
@@ -140,20 +225,14 @@
             <w:jc w:val="start"/>
             <w:rPr/>
           </w:pPr>
-          <w:hyperlink w:anchor="__RefHeading___Toc7471_3474885076" w:tooltip="4. Листинги всех модулей с комментариями">
-            <w:r>
-              <w:rPr>
-                <w:rStyle w:val="Style13"/>
-              </w:rPr>
-              <w:t>4. Листинги всех модулей с комментариями</w:t>
-              <w:tab/>
-              <w:t>3</w:t>
-            </w:r>
-          </w:hyperlink>
           <w:r>
-            <w:rPr>
-              <w:rStyle w:val="Style13"/>
-            </w:rPr>
+            <w:rPr/>
+            <w:t>4. Листинги всех модулей с комментариями</w:t>
+            <w:tab/>
+            <w:t>3</w:t>
+          </w:r>
+          <w:r>
+            <w:rPr/>
             <w:fldChar w:fldCharType="end"/>
           </w:r>
         </w:p>
@@ -181,7 +260,12 @@
     <w:p>
       <w:pPr>
         <w:pStyle w:val="Heading1"/>
-        <w:bidi w:val="0"/>
+        <w:numPr>
+          <w:ilvl w:val="0"/>
+          <w:numId w:val="1"/>
+        </w:numPr>
+        <w:bidi w:val="0"/>
+        <w:spacing w:before="0" w:after="120"/>
         <w:ind w:hanging="0" w:start="0"/>
         <w:jc w:val="start"/>
         <w:rPr/>
@@ -190,11 +274,7 @@
       <w:bookmarkEnd w:id="0"/>
       <w:r>
         <w:rPr/>
-        <w:t>1</w:t>
-      </w:r>
-      <w:r>
-        <w:rPr/>
-        <w:t>. Версии библиотек</w:t>
+        <w:t>1. Версии библиотек</w:t>
       </w:r>
     </w:p>
     <w:p>
@@ -224,13 +304,7 @@
         <w:rPr>
           <w:shd w:fill="DDDDDD" w:val="clear"/>
         </w:rPr>
-        <w:t xml:space="preserve">apimoex </w:t>
-      </w:r>
-      <w:r>
-        <w:rPr>
-          <w:shd w:fill="DDDDDD" w:val="clear"/>
-        </w:rPr>
-        <w:t>= 1.5.0</w:t>
+        <w:t>apimoex = 1.5.0</w:t>
       </w:r>
       <w:r>
         <w:rPr/>
@@ -252,13 +326,7 @@
         <w:rPr>
           <w:shd w:fill="DDDDDD" w:val="clear"/>
         </w:rPr>
-        <w:t xml:space="preserve">matplotlib </w:t>
-      </w:r>
-      <w:r>
-        <w:rPr>
-          <w:shd w:fill="DDDDDD" w:val="clear"/>
-        </w:rPr>
-        <w:t>= 3.11.0</w:t>
+        <w:t>matplotlib = 3.11.0</w:t>
       </w:r>
       <w:r>
         <w:rPr/>
@@ -280,13 +348,7 @@
         <w:rPr>
           <w:shd w:fill="DDDDDD" w:val="clear"/>
         </w:rPr>
-        <w:t xml:space="preserve">mplfinance </w:t>
-      </w:r>
-      <w:r>
-        <w:rPr>
-          <w:shd w:fill="DDDDDD" w:val="clear"/>
-        </w:rPr>
-        <w:t>= 0.12.10b0</w:t>
+        <w:t>mplfinance = 0.12.10b0</w:t>
       </w:r>
       <w:r>
         <w:rPr/>
@@ -308,13 +370,7 @@
         <w:rPr>
           <w:shd w:fill="DDDDDD" w:val="clear"/>
         </w:rPr>
-        <w:t xml:space="preserve">numpy </w:t>
-      </w:r>
-      <w:r>
-        <w:rPr>
-          <w:shd w:fill="DDDDDD" w:val="clear"/>
-        </w:rPr>
-        <w:t>= 2.4.6</w:t>
+        <w:t>numpy = 2.4.6</w:t>
       </w:r>
       <w:r>
         <w:rPr/>
@@ -336,13 +392,7 @@
         <w:rPr>
           <w:shd w:fill="DDDDDD" w:val="clear"/>
         </w:rPr>
-        <w:t xml:space="preserve">pandas </w:t>
-      </w:r>
-      <w:r>
-        <w:rPr>
-          <w:shd w:fill="DDDDDD" w:val="clear"/>
-        </w:rPr>
-        <w:t>= 3.0.3</w:t>
+        <w:t>pandas = 3.0.3</w:t>
       </w:r>
       <w:r>
         <w:rPr/>
@@ -364,13 +414,7 @@
         <w:rPr>
           <w:shd w:fill="DDDDDD" w:val="clear"/>
         </w:rPr>
-        <w:t xml:space="preserve">requests </w:t>
-      </w:r>
-      <w:r>
-        <w:rPr>
-          <w:shd w:fill="DDDDDD" w:val="clear"/>
-        </w:rPr>
-        <w:t>= 2.34.2</w:t>
+        <w:t>requests = 2.34.2</w:t>
       </w:r>
       <w:r>
         <w:rPr/>
@@ -392,13 +436,7 @@
         <w:rPr>
           <w:shd w:fill="DDDDDD" w:val="clear"/>
         </w:rPr>
-        <w:t xml:space="preserve">yfinance </w:t>
-      </w:r>
-      <w:r>
-        <w:rPr>
-          <w:shd w:fill="DDDDDD" w:val="clear"/>
-        </w:rPr>
-        <w:t>= 1.4.1</w:t>
+        <w:t>yfinance = 1.4.1</w:t>
       </w:r>
       <w:r>
         <w:rPr/>
@@ -420,6 +458,10 @@
     <w:p>
       <w:pPr>
         <w:pStyle w:val="Heading1"/>
+        <w:numPr>
+          <w:ilvl w:val="0"/>
+          <w:numId w:val="1"/>
+        </w:numPr>
         <w:bidi w:val="0"/>
         <w:ind w:hanging="0" w:start="0"/>
         <w:jc w:val="start"/>
@@ -472,11 +514,7 @@
       </w:r>
       <w:r>
         <w:rPr/>
-        <w:t xml:space="preserve">daily_prices.csv // </w:t>
-      </w:r>
-      <w:r>
-        <w:rPr/>
-        <w:t>Котировки, загруженные из Yahoo Finance или MOEX</w:t>
+        <w:t>daily_prices.csv // Котировки, загруженные из Yahoo Finance или MOEX</w:t>
       </w:r>
     </w:p>
     <w:p>
@@ -492,11 +530,7 @@
       </w:r>
       <w:r>
         <w:rPr/>
-        <w:t xml:space="preserve">stocks.csv // </w:t>
-      </w:r>
-      <w:r>
-        <w:rPr/>
-        <w:t>Сохраненные тикеры</w:t>
+        <w:t>stocks.csv // Сохраненные тикеры</w:t>
       </w:r>
     </w:p>
     <w:p>
@@ -512,11 +546,7 @@
       </w:r>
       <w:r>
         <w:rPr/>
-        <w:t xml:space="preserve">graphics // </w:t>
-      </w:r>
-      <w:r>
-        <w:rPr/>
-        <w:t>Экспортированные графики</w:t>
+        <w:t>graphics // Экспортированные графики</w:t>
       </w:r>
     </w:p>
     <w:p>
@@ -548,11 +578,7 @@
       </w:r>
       <w:r>
         <w:rPr/>
-        <w:t xml:space="preserve">file_operations.py // </w:t>
-      </w:r>
-      <w:r>
-        <w:rPr/>
-        <w:t>Основные функции для работы с файлами, загрузки котировок</w:t>
+        <w:t>file_operations.py // Основные функции для работы с файлами, загрузки котировок</w:t>
       </w:r>
     </w:p>
     <w:p>
@@ -568,11 +594,7 @@
       </w:r>
       <w:r>
         <w:rPr/>
-        <w:t xml:space="preserve">main.py // </w:t>
-      </w:r>
-      <w:r>
-        <w:rPr/>
-        <w:t>GUI и логика его работы</w:t>
+        <w:t>main.py // GUI и логика его работы</w:t>
       </w:r>
     </w:p>
     <w:p>
@@ -604,11 +626,7 @@
       </w:r>
       <w:r>
         <w:rPr/>
-        <w:t xml:space="preserve">Документация.docx // </w:t>
-      </w:r>
-      <w:r>
-        <w:rPr/>
-        <w:t>Список всех модулей и функций с описанием из docstring</w:t>
+        <w:t>Документация.docx // Список всех модулей и функций с описанием из docstring</w:t>
       </w:r>
     </w:p>
     <w:p>
@@ -656,11 +674,7 @@
       </w:r>
       <w:r>
         <w:rPr/>
-        <w:t xml:space="preserve">output // </w:t>
-      </w:r>
-      <w:r>
-        <w:rPr/>
-        <w:t>Экспортированные таблицы с котировками выбранной акции</w:t>
+        <w:t>output // Экспортированные таблицы с котировками выбранной акции</w:t>
       </w:r>
     </w:p>
     <w:p>
@@ -676,11 +690,7 @@
       </w:r>
       <w:r>
         <w:rPr/>
-        <w:t xml:space="preserve">requirements.txt // </w:t>
-      </w:r>
-      <w:r>
-        <w:rPr/>
-        <w:t>Список необходимых для работы приложения библиотек</w:t>
+        <w:t>requirements.txt // Список необходимых для работы приложения библиотек</w:t>
       </w:r>
     </w:p>
     <w:p>
@@ -728,11 +738,7 @@
       </w:r>
       <w:r>
         <w:rPr/>
-        <w:t xml:space="preserve">config.py // </w:t>
-      </w:r>
-      <w:r>
-        <w:rPr/>
-        <w:t>Загрузка/сохранение конфигурационного файла</w:t>
+        <w:t>config.py // Загрузка/сохранение конфигурационного файла</w:t>
       </w:r>
     </w:p>
     <w:p>
@@ -748,11 +754,7 @@
       </w:r>
       <w:r>
         <w:rPr/>
-        <w:t xml:space="preserve">data_analyzer.py // </w:t>
-      </w:r>
-      <w:r>
-        <w:rPr/>
-        <w:t>Основные функции для поиска аномалий</w:t>
+        <w:t>data_analyzer.py // Основные функции для поиска аномалий</w:t>
       </w:r>
     </w:p>
     <w:p>
@@ -768,16 +770,16 @@
       </w:r>
       <w:r>
         <w:rPr/>
-        <w:t xml:space="preserve">settings.ini // </w:t>
-      </w:r>
-      <w:r>
-        <w:rPr/>
-        <w:t>Конфигурационный файл</w:t>
+        <w:t>settings.ini // Конфигурационный файл</w:t>
       </w:r>
     </w:p>
     <w:p>
       <w:pPr>
         <w:pStyle w:val="Heading1"/>
+        <w:numPr>
+          <w:ilvl w:val="0"/>
+          <w:numId w:val="1"/>
+        </w:numPr>
         <w:bidi w:val="0"/>
         <w:ind w:hanging="0" w:start="0"/>
         <w:jc w:val="start"/>
@@ -787,27 +789,19 @@
       <w:bookmarkEnd w:id="2"/>
       <w:r>
         <w:rPr/>
-        <w:t xml:space="preserve">3. </w:t>
-      </w:r>
-      <w:r>
-        <w:rPr/>
-        <w:t>Архитектура и взаимосвязь модулей</w:t>
-      </w:r>
-    </w:p>
-    <w:p>
-      <w:pPr>
-        <w:pStyle w:val="BodyText"/>
-        <w:bidi w:val="0"/>
-        <w:jc w:val="start"/>
-        <w:rPr/>
-      </w:pPr>
-      <w:r>
-        <w:rPr/>
-        <w:t xml:space="preserve">В главном файле (main.py) реализована работа GUI. </w:t>
-      </w:r>
-      <w:r>
-        <w:rPr/>
-        <w:t>В main.py вызываются функции из:</w:t>
+        <w:t>3. Архитектура и взаимосвязь модулей</w:t>
+      </w:r>
+    </w:p>
+    <w:p>
+      <w:pPr>
+        <w:pStyle w:val="BodyText"/>
+        <w:bidi w:val="0"/>
+        <w:jc w:val="start"/>
+        <w:rPr/>
+      </w:pPr>
+      <w:r>
+        <w:rPr/>
+        <w:t>В главном файле (main.py) реализована работа GUI. В main.py вызываются функции из:</w:t>
       </w:r>
     </w:p>
     <w:p>
@@ -872,6 +866,10 @@
     <w:p>
       <w:pPr>
         <w:pStyle w:val="Heading1"/>
+        <w:numPr>
+          <w:ilvl w:val="0"/>
+          <w:numId w:val="1"/>
+        </w:numPr>
         <w:bidi w:val="0"/>
         <w:ind w:hanging="0" w:start="0"/>
         <w:jc w:val="start"/>
@@ -904,6 +902,7 @@
       <w:pgNumType w:fmt="decimal"/>
       <w:formProt w:val="false"/>
       <w:textDirection w:val="lrTb"/>
+      <w:docGrid w:type="default" w:linePitch="100" w:charSpace="0"/>
     </w:sectPr>
   </w:body>
 </w:document>
@@ -915,7 +914,6 @@
     <w:lvl w:ilvl="0">
       <w:start w:val="1"/>
       <w:numFmt w:val="none"/>
-      <w:pStyle w:val="Heading1"/>
       <w:suff w:val="nothing"/>
       <w:lvlText w:val=""/>
       <w:lvlJc w:val="start"/>
@@ -925,6 +923,7 @@
         </w:tabs>
         <w:ind w:start="0" w:hanging="0"/>
       </w:pPr>
+      <w:rPr/>
     </w:lvl>
     <w:lvl w:ilvl="1">
       <w:start w:val="1"/>
@@ -938,6 +937,7 @@
         </w:tabs>
         <w:ind w:start="0" w:hanging="0"/>
       </w:pPr>
+      <w:rPr/>
     </w:lvl>
     <w:lvl w:ilvl="2">
       <w:start w:val="1"/>
@@ -951,6 +951,7 @@
         </w:tabs>
         <w:ind w:start="0" w:hanging="0"/>
       </w:pPr>
+      <w:rPr/>
     </w:lvl>
     <w:lvl w:ilvl="3">
       <w:start w:val="1"/>
@@ -964,6 +965,7 @@
         </w:tabs>
         <w:ind w:start="0" w:hanging="0"/>
       </w:pPr>
+      <w:rPr/>
     </w:lvl>
     <w:lvl w:ilvl="4">
       <w:start w:val="1"/>
@@ -977,6 +979,7 @@
         </w:tabs>
         <w:ind w:start="0" w:hanging="0"/>
       </w:pPr>
+      <w:rPr/>
     </w:lvl>
     <w:lvl w:ilvl="5">
       <w:start w:val="1"/>
@@ -990,6 +993,7 @@
         </w:tabs>
         <w:ind w:start="0" w:hanging="0"/>
       </w:pPr>
+      <w:rPr/>
     </w:lvl>
     <w:lvl w:ilvl="6">
       <w:start w:val="1"/>
@@ -1003,6 +1007,7 @@
         </w:tabs>
         <w:ind w:start="0" w:hanging="0"/>
       </w:pPr>
+      <w:rPr/>
     </w:lvl>
     <w:lvl w:ilvl="7">
       <w:start w:val="1"/>
@@ -1016,6 +1021,7 @@
         </w:tabs>
         <w:ind w:start="0" w:hanging="0"/>
       </w:pPr>
+      <w:rPr/>
     </w:lvl>
     <w:lvl w:ilvl="8">
       <w:start w:val="1"/>
@@ -1029,6 +1035,7 @@
         </w:tabs>
         <w:ind w:start="0" w:hanging="0"/>
       </w:pPr>
+      <w:rPr/>
     </w:lvl>
   </w:abstractNum>
   <w:abstractNum w:abstractNumId="2">
@@ -1303,6 +1310,125 @@
       <w:rPr>
         <w:rFonts w:ascii="OpenSymbol" w:hAnsi="OpenSymbol" w:cs="OpenSymbol" w:hint="default"/>
       </w:rPr>
+    </w:lvl>
+  </w:abstractNum>
+  <w:abstractNum w:abstractNumId="4">
+    <w:lvl w:ilvl="0">
+      <w:start w:val="1"/>
+      <w:numFmt w:val="none"/>
+      <w:suff w:val="nothing"/>
+      <w:lvlText w:val=""/>
+      <w:lvlJc w:val="start"/>
+      <w:pPr>
+        <w:tabs>
+          <w:tab w:val="num" w:pos="0"/>
+        </w:tabs>
+        <w:ind w:start="0" w:hanging="0"/>
+      </w:pPr>
+    </w:lvl>
+    <w:lvl w:ilvl="1">
+      <w:start w:val="1"/>
+      <w:numFmt w:val="none"/>
+      <w:suff w:val="nothing"/>
+      <w:lvlText w:val=""/>
+      <w:lvlJc w:val="start"/>
+      <w:pPr>
+        <w:tabs>
+          <w:tab w:val="num" w:pos="0"/>
+        </w:tabs>
+        <w:ind w:start="0" w:hanging="0"/>
+      </w:pPr>
+    </w:lvl>
+    <w:lvl w:ilvl="2">
+      <w:start w:val="1"/>
+      <w:numFmt w:val="none"/>
+      <w:suff w:val="nothing"/>
+      <w:lvlText w:val=""/>
+      <w:lvlJc w:val="start"/>
+      <w:pPr>
+        <w:tabs>
+          <w:tab w:val="num" w:pos="0"/>
+        </w:tabs>
+        <w:ind w:start="0" w:hanging="0"/>
+      </w:pPr>
+    </w:lvl>
+    <w:lvl w:ilvl="3">
+      <w:start w:val="1"/>
+      <w:numFmt w:val="none"/>
+      <w:suff w:val="nothing"/>
+      <w:lvlText w:val=""/>
+      <w:lvlJc w:val="start"/>
+      <w:pPr>
+        <w:tabs>
+          <w:tab w:val="num" w:pos="0"/>
+        </w:tabs>
+        <w:ind w:start="0" w:hanging="0"/>
+      </w:pPr>
+    </w:lvl>
+    <w:lvl w:ilvl="4">
+      <w:start w:val="1"/>
+      <w:numFmt w:val="none"/>
+      <w:suff w:val="nothing"/>
+      <w:lvlText w:val=""/>
+      <w:lvlJc w:val="start"/>
+      <w:pPr>
+        <w:tabs>
+          <w:tab w:val="num" w:pos="0"/>
+        </w:tabs>
+        <w:ind w:start="0" w:hanging="0"/>
+      </w:pPr>
+    </w:lvl>
+    <w:lvl w:ilvl="5">
+      <w:start w:val="1"/>
+      <w:numFmt w:val="none"/>
+      <w:suff w:val="nothing"/>
+      <w:lvlText w:val=""/>
+      <w:lvlJc w:val="start"/>
+      <w:pPr>
+        <w:tabs>
+          <w:tab w:val="num" w:pos="0"/>
+        </w:tabs>
+        <w:ind w:start="0" w:hanging="0"/>
+      </w:pPr>
+    </w:lvl>
+    <w:lvl w:ilvl="6">
+      <w:start w:val="1"/>
+      <w:numFmt w:val="none"/>
+      <w:suff w:val="nothing"/>
+      <w:lvlText w:val=""/>
+      <w:lvlJc w:val="start"/>
+      <w:pPr>
+        <w:tabs>
+          <w:tab w:val="num" w:pos="0"/>
+        </w:tabs>
+        <w:ind w:start="0" w:hanging="0"/>
+      </w:pPr>
+    </w:lvl>
+    <w:lvl w:ilvl="7">
+      <w:start w:val="1"/>
+      <w:numFmt w:val="none"/>
+      <w:suff w:val="nothing"/>
+      <w:lvlText w:val=""/>
+      <w:lvlJc w:val="start"/>
+      <w:pPr>
+        <w:tabs>
+          <w:tab w:val="num" w:pos="0"/>
+        </w:tabs>
+        <w:ind w:start="0" w:hanging="0"/>
+      </w:pPr>
+    </w:lvl>
+    <w:lvl w:ilvl="8">
+      <w:start w:val="1"/>
+      <w:numFmt w:val="none"/>
+      <w:suff w:val="nothing"/>
+      <w:lvlText w:val=""/>
+      <w:lvlJc w:val="start"/>
+      <w:pPr>
+        <w:tabs>
+          <w:tab w:val="num" w:pos="0"/>
+        </w:tabs>
+        <w:ind w:start="0" w:hanging="0"/>
+      </w:pPr>
     </w:lvl>
   </w:abstractNum>
   <w:num w:numId="1">
@@ -1314,6 +1440,9 @@
   <w:num w:numId="3">
     <w:abstractNumId w:val="3"/>
   </w:num>
+  <w:num w:numId="4">
+    <w:abstractNumId w:val="4"/>
+  </w:num>
 </w:numbering>
 </file>
 
@@ -1331,7 +1460,6 @@
     </w:rPrDefault>
     <w:pPrDefault>
       <w:pPr>
-        <w:widowControl/>
         <w:suppressAutoHyphens w:val="true"/>
       </w:pPr>
     </w:pPrDefault>
@@ -1341,7 +1469,10 @@
     <w:qFormat/>
     <w:pPr>
       <w:widowControl/>
+      <w:suppressAutoHyphens w:val="true"/>
       <w:bidi w:val="0"/>
+      <w:spacing w:before="0" w:after="0"/>
+      <w:jc w:val="start"/>
     </w:pPr>
     <w:rPr>
       <w:rFonts w:ascii="Liberation Serif" w:hAnsi="Liberation Serif" w:eastAsia="Noto Serif CJK SC" w:cs="FreeSans"/>
@@ -1354,7 +1485,7 @@
   </w:style>
   <w:style w:type="paragraph" w:styleId="Heading1">
     <w:name w:val="heading 1"/>
-    <w:basedOn w:val="Style15"/>
+    <w:basedOn w:val="user2"/>
     <w:next w:val="BodyText"/>
     <w:qFormat/>
     <w:pPr>
@@ -1379,19 +1510,19 @@
       <w:u w:val="single"/>
     </w:rPr>
   </w:style>
-  <w:style w:type="character" w:styleId="Style13">
-    <w:name w:val="Ссылка указателя"/>
+  <w:style w:type="character" w:styleId="user">
+    <w:name w:val="Ссылка указателя (user)"/>
     <w:qFormat/>
     <w:rPr/>
   </w:style>
-  <w:style w:type="character" w:styleId="Style14">
-    <w:name w:val="Маркеры"/>
+  <w:style w:type="character" w:styleId="user1">
+    <w:name w:val="Маркеры (user)"/>
     <w:qFormat/>
     <w:rPr>
       <w:rFonts w:ascii="OpenSymbol" w:hAnsi="OpenSymbol" w:eastAsia="OpenSymbol" w:cs="OpenSymbol"/>
     </w:rPr>
   </w:style>
-  <w:style w:type="paragraph" w:styleId="Style15">
+  <w:style w:type="paragraph" w:styleId="Style13">
     <w:name w:val="Заголовок"/>
     <w:basedOn w:val="Normal"/>
     <w:next w:val="BodyText"/>
@@ -1438,8 +1569,34 @@
       <w:szCs w:val="24"/>
     </w:rPr>
   </w:style>
-  <w:style w:type="paragraph" w:styleId="Style16">
+  <w:style w:type="paragraph" w:styleId="Style14">
     <w:name w:val="Указатель"/>
+    <w:basedOn w:val="Normal"/>
+    <w:qFormat/>
+    <w:pPr>
+      <w:suppressLineNumbers/>
+    </w:pPr>
+    <w:rPr>
+      <w:rFonts w:cs="FreeSans"/>
+    </w:rPr>
+  </w:style>
+  <w:style w:type="paragraph" w:styleId="user2">
+    <w:name w:val="Заголовок (user)"/>
+    <w:basedOn w:val="Normal"/>
+    <w:next w:val="BodyText"/>
+    <w:qFormat/>
+    <w:pPr>
+      <w:keepNext w:val="true"/>
+      <w:spacing w:before="240" w:after="120"/>
+    </w:pPr>
+    <w:rPr>
+      <w:rFonts w:ascii="Liberation Sans" w:hAnsi="Liberation Sans" w:eastAsia="Noto Sans CJK SC" w:cs="FreeSans"/>
+      <w:sz w:val="28"/>
+      <w:szCs w:val="28"/>
+    </w:rPr>
+  </w:style>
+  <w:style w:type="paragraph" w:styleId="user3">
+    <w:name w:val="Указатель (user)"/>
     <w:basedOn w:val="Normal"/>
     <w:qFormat/>
     <w:pPr>
@@ -1451,7 +1608,7 @@
   </w:style>
   <w:style w:type="paragraph" w:styleId="Title">
     <w:name w:val="Title"/>
-    <w:basedOn w:val="Style15"/>
+    <w:basedOn w:val="user2"/>
     <w:next w:val="BodyText"/>
     <w:qFormat/>
     <w:pPr>
@@ -1466,7 +1623,7 @@
   </w:style>
   <w:style w:type="paragraph" w:styleId="IndexHeading">
     <w:name w:val="index heading"/>
-    <w:basedOn w:val="Style15"/>
+    <w:basedOn w:val="user2"/>
     <w:pPr>
       <w:suppressLineNumbers/>
       <w:ind w:hanging="0" w:start="0"/>
@@ -1495,7 +1652,7 @@
   </w:style>
   <w:style w:type="paragraph" w:styleId="TOC1">
     <w:name w:val="toc 1"/>
-    <w:basedOn w:val="Style16"/>
+    <w:basedOn w:val="user3"/>
     <w:pPr>
       <w:tabs>
         <w:tab w:val="clear" w:pos="709"/>
